--- a/docs/offline-development-suite-documentation.docx
+++ b/docs/offline-development-suite-documentation.docx
@@ -23,7 +23,7 @@
           <w:i/>
           <w:sz w:val="22"/>
         </w:rPr>
-        <w:t>Windows-набор для Python 3.13, VS Code, Jupyter и автоматизации обработки DOCX/XLSX</w:t>
+        <w:t>Актуальный состав, порядок установки и примеры работы с таблицами, DOCX и шаблонами</w:t>
       </w:r>
     </w:p>
     <w:p>
@@ -36,12 +36,12 @@
     </w:p>
     <w:p>
       <w:r>
-        <w:t>Комплекс предназначен для развертывания офлайн-среды разработки на Windows без доступа к сети. Он включает установщики системных компонентов, набор Python-библиотек, VS Code, офлайн-расширения для VS Code и единый сценарий установки, который позволяет развернуть рабочее окружение одной командой.</w:t>
+        <w:t>Комплекс предназначен для развертывания на Windows полностью офлайн-среды разработки и прикладной автоматизации. Он объединяет системные установщики, офлайн-набор Python-библиотек, VS Code с расширениями, базы данных и сценарии установки, чтобы после копирования репозитория можно было развернуть рабочее окружение без обращения к внешним пакетным индексам или магазинам расширений.</w:t>
       </w:r>
     </w:p>
     <w:p>
       <w:r>
-        <w:t>Основной практический сценарий комплекса: обработка табличных данных из Excel, анализ и преобразование информации с помощью pandas, а затем генерация DOCX-документов и заполнение Word-шаблонов из данных таблиц.</w:t>
+        <w:t>Основной прикладной сценарий комплекса — обработка табличных данных, подготовка отчетов и генерация документов DOCX из данных Excel, но набор также поддерживает Jupyter Notebook, упаковку Python-приложений и веб-разработку на Django / Flask / FastAPI.</w:t>
       </w:r>
     </w:p>
     <w:p>
@@ -49,7 +49,7 @@
         <w:pStyle w:val="Heading1"/>
       </w:pPr>
       <w:r>
-        <w:t>2. Из каких частей состоит комплекс</w:t>
+        <w:t>2. Актуальный состав комплекса</w:t>
       </w:r>
     </w:p>
     <w:tbl>
@@ -90,7 +90,7 @@
           </w:tcPr>
           <w:p>
             <w:r>
-              <w:t>Примеры содержимого</w:t>
+              <w:t>Примеры</w:t>
             </w:r>
           </w:p>
         </w:tc>
@@ -112,7 +112,7 @@
           </w:tcPr>
           <w:p>
             <w:r>
-              <w:t>Офлайн-установщики системных инструментов</w:t>
+              <w:t>Офлайн-установщики системных компонентов</w:t>
             </w:r>
           </w:p>
         </w:tc>
@@ -122,7 +122,7 @@
           </w:tcPr>
           <w:p>
             <w:r>
-              <w:t>Python 3.13, Git for Windows, VS Code</w:t>
+              <w:t>Python, Git, Node.js, PostgreSQL 15, SQL Server Express, SSMS, VS Code</w:t>
             </w:r>
           </w:p>
         </w:tc>
@@ -144,7 +144,7 @@
           </w:tcPr>
           <w:p>
             <w:r>
-              <w:t>Офлайн-набор Python-пакетов для Windows x86_64</w:t>
+              <w:t>Глобально устанавливаемый Python stack</w:t>
             </w:r>
           </w:p>
         </w:tc>
@@ -154,7 +154,7 @@
           </w:tcPr>
           <w:p>
             <w:r>
-              <w:t>pandas, notebook, docxtpl, openpyxl, pyinstaller</w:t>
+              <w:t>pandas, notebook, docxtpl, django, flask, fastapi, pyinstaller</w:t>
             </w:r>
           </w:p>
         </w:tc>
@@ -176,7 +176,7 @@
           </w:tcPr>
           <w:p>
             <w:r>
-              <w:t>Офлайн-набор VS Code расширений</w:t>
+              <w:t>Офлайн-набор расширений VS Code</w:t>
             </w:r>
           </w:p>
         </w:tc>
@@ -186,7 +186,7 @@
           </w:tcPr>
           <w:p>
             <w:r>
-              <w:t>Python, Jupyter, GitLens, Pylance, Debugger</w:t>
+              <w:t>Python, Pylance, Jupyter, GitLens</w:t>
             </w:r>
           </w:p>
         </w:tc>
@@ -198,7 +198,7 @@
           </w:tcPr>
           <w:p>
             <w:r>
-              <w:t>install-offline-dev-suite.ps1/.cmd</w:t>
+              <w:t>install-offline-dev-suite.ps1</w:t>
             </w:r>
           </w:p>
         </w:tc>
@@ -208,7 +208,7 @@
           </w:tcPr>
           <w:p>
             <w:r>
-              <w:t>Единый сценарий установки</w:t>
+              <w:t>Основной PowerShell installer</w:t>
             </w:r>
           </w:p>
         </w:tc>
@@ -218,7 +218,39 @@
           </w:tcPr>
           <w:p>
             <w:r>
-              <w:t>Тихая установка всего набора и настройка VS Code</w:t>
+              <w:t>Проверка checksum, установка системных компонентов и Python-стека</w:t>
+            </w:r>
+          </w:p>
+        </w:tc>
+      </w:tr>
+      <w:tr>
+        <w:tc>
+          <w:tcPr>
+            <w:tcW w:type="dxa" w:w="2880"/>
+          </w:tcPr>
+          <w:p>
+            <w:r>
+              <w:t>install-offline-dev-suite-gui.ps1</w:t>
+            </w:r>
+          </w:p>
+        </w:tc>
+        <w:tc>
+          <w:tcPr>
+            <w:tcW w:type="dxa" w:w="2880"/>
+          </w:tcPr>
+          <w:p>
+            <w:r>
+              <w:t>Графический Windows installer</w:t>
+            </w:r>
+          </w:p>
+        </w:tc>
+        <w:tc>
+          <w:tcPr>
+            <w:tcW w:type="dxa" w:w="2880"/>
+          </w:tcPr>
+          <w:p>
+            <w:r>
+              <w:t>Checkbox-выбор компонентов и live-лог</w:t>
             </w:r>
           </w:p>
         </w:tc>
@@ -240,7 +272,7 @@
           </w:tcPr>
           <w:p>
             <w:r>
-              <w:t>Автоматическая проверка сборки</w:t>
+              <w:t>Автоматическая Windows-проверка</w:t>
             </w:r>
           </w:p>
         </w:tc>
@@ -250,7 +282,71 @@
           </w:tcPr>
           <w:p>
             <w:r>
-              <w:t>Smoke-test установки и выполнения примеров на Windows runner'ах</w:t>
+              <w:t>Checksum, rebuild, smoke-tests, web stack, notebook stack</w:t>
+            </w:r>
+          </w:p>
+        </w:tc>
+      </w:tr>
+      <w:tr>
+        <w:tc>
+          <w:tcPr>
+            <w:tcW w:type="dxa" w:w="2880"/>
+          </w:tcPr>
+          <w:p>
+            <w:r>
+              <w:t>docs/offline-development-suite-documentation.docx</w:t>
+            </w:r>
+          </w:p>
+        </w:tc>
+        <w:tc>
+          <w:tcPr>
+            <w:tcW w:type="dxa" w:w="2880"/>
+          </w:tcPr>
+          <w:p>
+            <w:r>
+              <w:t>Подробная документация</w:t>
+            </w:r>
+          </w:p>
+        </w:tc>
+        <w:tc>
+          <w:tcPr>
+            <w:tcW w:type="dxa" w:w="2880"/>
+          </w:tcPr>
+          <w:p>
+            <w:r>
+              <w:t>Описание состава комплекса и примеры</w:t>
+            </w:r>
+          </w:p>
+        </w:tc>
+      </w:tr>
+      <w:tr>
+        <w:tc>
+          <w:tcPr>
+            <w:tcW w:type="dxa" w:w="2880"/>
+          </w:tcPr>
+          <w:p>
+            <w:r>
+              <w:t>.cursor/rules/project-context.mdc</w:t>
+            </w:r>
+          </w:p>
+        </w:tc>
+        <w:tc>
+          <w:tcPr>
+            <w:tcW w:type="dxa" w:w="2880"/>
+          </w:tcPr>
+          <w:p>
+            <w:r>
+              <w:t>Контекст проекта для Cursor</w:t>
+            </w:r>
+          </w:p>
+        </w:tc>
+        <w:tc>
+          <w:tcPr>
+            <w:tcW w:type="dxa" w:w="2880"/>
+          </w:tcPr>
+          <w:p>
+            <w:r>
+              <w:t>Всегда применяемое описание структуры и правил проекта</w:t>
             </w:r>
           </w:p>
         </w:tc>
@@ -261,63 +357,63 @@
         <w:pStyle w:val="Heading1"/>
       </w:pPr>
       <w:r>
-        <w:t>3. Как части взаимодействуют между собой</w:t>
+        <w:t>3. Системные компоненты</w:t>
       </w:r>
     </w:p>
     <w:p>
       <w:pPr>
-        <w:pStyle w:val="ListNumber"/>
+        <w:pStyle w:val="ListBullet"/>
       </w:pPr>
       <w:r>
-        <w:t>Сценарий install-offline-dev-suite.ps1 проверяет наличие всех офлайн-артефактов и их контрольные суммы.</w:t>
+        <w:t>Python 3.13 — базовый интерпретатор, в который глобально ставится весь offline wheelhouse.</w:t>
       </w:r>
     </w:p>
     <w:p>
       <w:pPr>
-        <w:pStyle w:val="ListNumber"/>
+        <w:pStyle w:val="ListBullet"/>
       </w:pPr>
       <w:r>
-        <w:t>Сначала устанавливаются системные компоненты: Git, Python 3.13, затем VS Code.</w:t>
+        <w:t>Git for Windows — работа с репозиторием и версиями кода.</w:t>
       </w:r>
     </w:p>
     <w:p>
       <w:pPr>
-        <w:pStyle w:val="ListNumber"/>
+        <w:pStyle w:val="ListBullet"/>
       </w:pPr>
       <w:r>
-        <w:t>После установки Python сценарий выполняет глобальную установку пакетов из wheelhouse через pip без обращения к внешним индексам.</w:t>
+        <w:t>Node.js — вспомогательная веб- и frontend-инфраструктура.</w:t>
       </w:r>
     </w:p>
     <w:p>
       <w:pPr>
-        <w:pStyle w:val="ListNumber"/>
+        <w:pStyle w:val="ListBullet"/>
       </w:pPr>
       <w:r>
-        <w:t>Затем регистрируется локальный Jupyter kernel "Offline Dev Python 3.13".</w:t>
+        <w:t>PostgreSQL 15 — реляционная база данных, устанавливается вместе с command-line tools и pgAdmin по умолчанию.</w:t>
       </w:r>
     </w:p>
     <w:p>
       <w:pPr>
-        <w:pStyle w:val="ListNumber"/>
+        <w:pStyle w:val="ListBullet"/>
       </w:pPr>
       <w:r>
-        <w:t>После установки VS Code применяются офлайн-расширения из vscode-extensions/.</w:t>
+        <w:t>SQL Server 2022 Express — локальный SQL Server instance для сценариев Microsoft SQL.</w:t>
       </w:r>
     </w:p>
     <w:p>
       <w:pPr>
-        <w:pStyle w:val="ListNumber"/>
+        <w:pStyle w:val="ListBullet"/>
       </w:pPr>
       <w:r>
-        <w:t>Сценарий обновляет settings.json VS Code, чтобы python.defaultInterpreterPath указывал на установленный Python 3.13, а Jupyter использовал локальный сервер.</w:t>
+        <w:t>SQL Server Management Studio (SSMS) — клиентский инструмент управления SQL Server.</w:t>
       </w:r>
     </w:p>
     <w:p>
       <w:pPr>
-        <w:pStyle w:val="ListNumber"/>
+        <w:pStyle w:val="ListBullet"/>
       </w:pPr>
       <w:r>
-        <w:t>CI/CD workflow повторяет этот сценарий на Windows runner'ах и проверяет, что Python-стек действительно работает офлайн.</w:t>
+        <w:t>Visual Studio Code — основной редактор/IDE для работы с Python, ноутбуками и Git.</w:t>
       </w:r>
     </w:p>
     <w:p>
@@ -325,7 +421,7 @@
         <w:pStyle w:val="Heading1"/>
       </w:pPr>
       <w:r>
-        <w:t>4. Основные Python-библиотеки в составе набора</w:t>
+        <w:t>4. Python stack в составе комплекса</w:t>
       </w:r>
     </w:p>
     <w:p>
@@ -333,7 +429,7 @@
         <w:pStyle w:val="ListBullet"/>
       </w:pPr>
       <w:r>
-        <w:t>pandas, numpy — обработка таблиц, фильтрация, агрегации, преобразования данных.</w:t>
+        <w:t>Табличные данные: pandas, numpy, openpyxl, xlsxwriter, pyxlsb.</w:t>
       </w:r>
     </w:p>
     <w:p>
@@ -341,7 +437,7 @@
         <w:pStyle w:val="ListBullet"/>
       </w:pPr>
       <w:r>
-        <w:t>openpyxl, xlsxwriter, pyxlsb — чтение/запись Excel в форматах xlsx и xlsb.</w:t>
+        <w:t>DOCX и шаблоны: python-docx, docxtpl, lxml, pillow.</w:t>
       </w:r>
     </w:p>
     <w:p>
@@ -349,7 +445,7 @@
         <w:pStyle w:val="ListBullet"/>
       </w:pPr>
       <w:r>
-        <w:t>python-docx — создание и изменение DOCX без шаблонов.</w:t>
+        <w:t>Notebook и визуализация: notebook, ipykernel, matplotlib, matplotlib-venn.</w:t>
       </w:r>
     </w:p>
     <w:p>
@@ -357,7 +453,7 @@
         <w:pStyle w:val="ListBullet"/>
       </w:pPr>
       <w:r>
-        <w:t>docxtpl — заполнение Word-шаблонов на основе контекста и табличных данных.</w:t>
+        <w:t>Упаковка приложений: pyinstaller, auto-py-to-exe.</w:t>
       </w:r>
     </w:p>
     <w:p>
@@ -365,52 +461,373 @@
         <w:pStyle w:val="ListBullet"/>
       </w:pPr>
       <w:r>
-        <w:t>lxml — XML-обработка, используется как базовая зависимость для DOCX- и HTML-стека.</w:t>
+        <w:t>Веб-разработка: django, flask, fastapi, uvicorn.</w:t>
       </w:r>
     </w:p>
     <w:p>
       <w:pPr>
-        <w:pStyle w:val="ListBullet"/>
+        <w:pStyle w:val="Heading1"/>
       </w:pPr>
       <w:r>
-        <w:t>pillow — работа с изображениями, полезна для вставки и обработки графики.</w:t>
+        <w:t>5. Как части взаимодействуют между собой</w:t>
       </w:r>
     </w:p>
     <w:p>
       <w:pPr>
-        <w:pStyle w:val="ListBullet"/>
+        <w:pStyle w:val="ListNumber"/>
       </w:pPr>
       <w:r>
-        <w:t>matplotlib, matplotlib-venn — построение графиков и диаграмм.</w:t>
+        <w:t>Installer проверяет наличие локальных артефактов и контрольных сумм.</w:t>
       </w:r>
     </w:p>
     <w:p>
       <w:pPr>
-        <w:pStyle w:val="ListBullet"/>
+        <w:pStyle w:val="ListNumber"/>
       </w:pPr>
       <w:r>
-        <w:t>notebook, ipykernel — локальная работа с Jupyter Notebook.</w:t>
+        <w:t>Для больших установщиков он сначала восстанавливает полный дистрибутив из split-частей.</w:t>
       </w:r>
     </w:p>
     <w:p>
       <w:pPr>
-        <w:pStyle w:val="ListBullet"/>
+        <w:pStyle w:val="ListNumber"/>
       </w:pPr>
       <w:r>
-        <w:t>pyinstaller, auto-py-to-exe — упаковка Python-приложений в exe для Windows.</w:t>
+        <w:t>Системные компоненты устанавливаются до Python-пакетов: Git, Node.js, PostgreSQL, SQL Server Express, SSMS, VS Code.</w:t>
       </w:r>
     </w:p>
     <w:p>
       <w:pPr>
+        <w:pStyle w:val="ListNumber"/>
+      </w:pPr>
+      <w:r>
+        <w:t>После установки Python основной wheelhouse ставится глобально в установленный Python 3.13.</w:t>
+      </w:r>
+    </w:p>
+    <w:p>
+      <w:pPr>
+        <w:pStyle w:val="ListNumber"/>
+      </w:pPr>
+      <w:r>
+        <w:t>Далее регистрируется Jupyter kernel `Offline Dev Python 3.13`.</w:t>
+      </w:r>
+    </w:p>
+    <w:p>
+      <w:pPr>
+        <w:pStyle w:val="ListNumber"/>
+      </w:pPr>
+      <w:r>
+        <w:t>Затем устанавливаются VS Code extensions и обновляется пользовательский `settings.json`, чтобы VS Code сразу использовал установленный Python.</w:t>
+      </w:r>
+    </w:p>
+    <w:p>
+      <w:pPr>
+        <w:pStyle w:val="ListNumber"/>
+      </w:pPr>
+      <w:r>
+        <w:t>Windows CI повторяет этот поток и проверяет как checksum/rebuild системных установщиков, так и рабочие smoke-тесты Python/web-стека.</w:t>
+      </w:r>
+    </w:p>
+    <w:p>
+      <w:pPr>
         <w:pStyle w:val="Heading1"/>
       </w:pPr>
       <w:r>
-        <w:t>5. Базовый пример работы с pandas</w:t>
+        <w:t>6. Порядок установки</w:t>
       </w:r>
     </w:p>
     <w:p>
       <w:r>
-        <w:t>Ниже показан типичный пример: загрузка Excel-файла, очистка столбцов, вычисление сумм и формирование сводной таблицы.</w:t>
+        <w:t>Рекомендуемый порядок развертывания на целевой Windows-машине:</w:t>
+      </w:r>
+    </w:p>
+    <w:p>
+      <w:pPr>
+        <w:pStyle w:val="ListNumber"/>
+      </w:pPr>
+      <w:r>
+        <w:t>Распаковать репозиторий в локальную папку.</w:t>
+      </w:r>
+    </w:p>
+    <w:p>
+      <w:pPr>
+        <w:pStyle w:val="ListNumber"/>
+      </w:pPr>
+      <w:r>
+        <w:t>Если нужны Node.js, PostgreSQL 15, SQL Server Express или SSMS — запускать installer из-под администратора.</w:t>
+      </w:r>
+    </w:p>
+    <w:p>
+      <w:pPr>
+        <w:pStyle w:val="ListNumber"/>
+      </w:pPr>
+      <w:r>
+        <w:t>Выбрать способ установки: консольный (`install-offline-dev-suite.cmd`) или графический (`install-offline-dev-suite-gui.cmd`).</w:t>
+      </w:r>
+    </w:p>
+    <w:p>
+      <w:pPr>
+        <w:pStyle w:val="ListNumber"/>
+      </w:pPr>
+      <w:r>
+        <w:t>Дождаться завершения установки и прочитать итоговый отчет по версиям инструментов.</w:t>
+      </w:r>
+    </w:p>
+    <w:p>
+      <w:pPr>
+        <w:pStyle w:val="ListNumber"/>
+      </w:pPr>
+      <w:r>
+        <w:t>Открыть новый терминал, чтобы гарантированно подхватить обновленные PATH и shell integrations.</w:t>
+      </w:r>
+    </w:p>
+    <w:p>
+      <w:pPr>
+        <w:pStyle w:val="ListNumber"/>
+      </w:pPr>
+      <w:r>
+        <w:t>Запустить VS Code, убедиться, что interpreter по умолчанию указывает на установленный Python 3.13.</w:t>
+      </w:r>
+    </w:p>
+    <w:p>
+      <w:pPr>
+        <w:pStyle w:val="ListNumber"/>
+      </w:pPr>
+      <w:r>
+        <w:t>При работе с ноутбуками выбрать kernel `Offline Dev Python 3.13`.</w:t>
+      </w:r>
+    </w:p>
+    <w:p>
+      <w:pPr>
+        <w:pStyle w:val="Heading2"/>
+      </w:pPr>
+      <w:r>
+        <w:t>6.1. Что делает installer внутри</w:t>
+      </w:r>
+    </w:p>
+    <w:p>
+      <w:pPr>
+        <w:pStyle w:val="ListNumber"/>
+      </w:pPr>
+      <w:r>
+        <w:t>Проверяет checksum installer-файлов и VSIX-пакетов.</w:t>
+      </w:r>
+    </w:p>
+    <w:p>
+      <w:pPr>
+        <w:pStyle w:val="ListNumber"/>
+      </w:pPr>
+      <w:r>
+        <w:t>Восстанавливает VS Code, SQL Server Express и PostgreSQL installers из split-частей.</w:t>
+      </w:r>
+    </w:p>
+    <w:p>
+      <w:pPr>
+        <w:pStyle w:val="ListNumber"/>
+      </w:pPr>
+      <w:r>
+        <w:t>Ставит Git, Node.js, Python 3.13, PostgreSQL 15, SQL Server Express, SSMS и VS Code.</w:t>
+      </w:r>
+    </w:p>
+    <w:p>
+      <w:pPr>
+        <w:pStyle w:val="ListNumber"/>
+      </w:pPr>
+      <w:r>
+        <w:t>Глобально устанавливает Python-пакеты из wheelhouse через `pip --no-index`.</w:t>
+      </w:r>
+    </w:p>
+    <w:p>
+      <w:pPr>
+        <w:pStyle w:val="ListNumber"/>
+      </w:pPr>
+      <w:r>
+        <w:t>Регистрирует Jupyter kernel.</w:t>
+      </w:r>
+    </w:p>
+    <w:p>
+      <w:pPr>
+        <w:pStyle w:val="ListNumber"/>
+      </w:pPr>
+      <w:r>
+        <w:t>Ставит VS Code extensions и пишет `python.defaultInterpreterPath` в настройки VS Code.</w:t>
+      </w:r>
+    </w:p>
+    <w:p>
+      <w:pPr>
+        <w:pStyle w:val="ListNumber"/>
+      </w:pPr>
+      <w:r>
+        <w:t>Показывает версии Git, Node.js, npm, psql, Python, pip, packaging tools и VS Code.</w:t>
+      </w:r>
+    </w:p>
+    <w:p>
+      <w:pPr>
+        <w:pStyle w:val="Heading2"/>
+      </w:pPr>
+      <w:r>
+        <w:t>6.2. Графический installer</w:t>
+      </w:r>
+    </w:p>
+    <w:p>
+      <w:r>
+        <w:t>GUI installer — это оболочка над основным PowerShell-сценарием. Он нужен для удобного выбора компонентов без ручного ввода параметров.</w:t>
+      </w:r>
+    </w:p>
+    <w:p>
+      <w:pPr>
+        <w:pStyle w:val="ListBullet"/>
+      </w:pPr>
+      <w:r>
+        <w:t>Запускается через `install-offline-dev-suite-gui.ps1` или `install-offline-dev-suite-gui.cmd`.</w:t>
+      </w:r>
+    </w:p>
+    <w:p>
+      <w:pPr>
+        <w:pStyle w:val="ListBullet"/>
+      </w:pPr>
+      <w:r>
+        <w:t>Позволяет включать/отключать компоненты через checkbox.</w:t>
+      </w:r>
+    </w:p>
+    <w:p>
+      <w:pPr>
+        <w:pStyle w:val="ListBullet"/>
+      </w:pPr>
+      <w:r>
+        <w:t>Содержит поля для путей установки и базовых параметров PostgreSQL/SQL Server/SSMS.</w:t>
+      </w:r>
+    </w:p>
+    <w:p>
+      <w:pPr>
+        <w:pStyle w:val="ListBullet"/>
+      </w:pPr>
+      <w:r>
+        <w:t>Показывает live-лог установки прямо в окне.</w:t>
+      </w:r>
+    </w:p>
+    <w:p>
+      <w:pPr>
+        <w:pStyle w:val="Heading1"/>
+      </w:pPr>
+      <w:r>
+        <w:t>7. Особенности отдельных компонентов</w:t>
+      </w:r>
+    </w:p>
+    <w:p>
+      <w:pPr>
+        <w:pStyle w:val="Heading2"/>
+      </w:pPr>
+      <w:r>
+        <w:t>7.1. PostgreSQL 15 и pgAdmin</w:t>
+      </w:r>
+    </w:p>
+    <w:p>
+      <w:r>
+        <w:t>PostgreSQL 15 хранится в репозитории как split-набор частей. Во время установки он восстанавливается в полный installer, после чего запускается в unattended-режиме.</w:t>
+      </w:r>
+    </w:p>
+    <w:p>
+      <w:pPr>
+        <w:pStyle w:val="ListBullet"/>
+      </w:pPr>
+      <w:r>
+        <w:t>По умолчанию ставятся сервер, command-line tools и pgAdmin.</w:t>
+      </w:r>
+    </w:p>
+    <w:p>
+      <w:pPr>
+        <w:pStyle w:val="ListBullet"/>
+      </w:pPr>
+      <w:r>
+        <w:t>StackBuilder отключен.</w:t>
+      </w:r>
+    </w:p>
+    <w:p>
+      <w:pPr>
+        <w:pStyle w:val="ListBullet"/>
+      </w:pPr>
+      <w:r>
+        <w:t>Можно отключить pgAdmin флагом `-SkipPgAdmin`.</w:t>
+      </w:r>
+    </w:p>
+    <w:p>
+      <w:pPr>
+        <w:pStyle w:val="ListBullet"/>
+      </w:pPr>
+      <w:r>
+        <w:t>После установки в PATH доступен `psql`.</w:t>
+      </w:r>
+    </w:p>
+    <w:p>
+      <w:pPr>
+        <w:pStyle w:val="ListBullet"/>
+      </w:pPr>
+      <w:r>
+        <w:t>В CI дополнительно проверяется наличие `pgAdmin 4\runtime\pgAdmin4.exe` и успешное выполнение `SELECT version();`.</w:t>
+      </w:r>
+    </w:p>
+    <w:p>
+      <w:pPr>
+        <w:pStyle w:val="Heading2"/>
+      </w:pPr>
+      <w:r>
+        <w:t>7.2. SSMS</w:t>
+      </w:r>
+    </w:p>
+    <w:p>
+      <w:r>
+        <w:t>В репозитории хранится bootstrapper SSMS. Для полностью офлайн-установки рекомендуется заранее создать local layout в `installers/ssms/layout/`.</w:t>
+      </w:r>
+    </w:p>
+    <w:p>
+      <w:pPr>
+        <w:pStyle w:val="NoSpacing"/>
+      </w:pPr>
+      <w:r>
+        <w:rPr>
+          <w:rFonts w:ascii="Consolas" w:hAnsi="Consolas" w:eastAsia="Consolas"/>
+          <w:sz w:val="18"/>
+        </w:rPr>
+        <w:t># Создание layout на подключенной машине</w:t>
+      </w:r>
+    </w:p>
+    <w:p>
+      <w:pPr>
+        <w:pStyle w:val="NoSpacing"/>
+      </w:pPr>
+      <w:r>
+        <w:rPr>
+          <w:rFonts w:ascii="Consolas" w:hAnsi="Consolas" w:eastAsia="Consolas"/>
+          <w:sz w:val="18"/>
+        </w:rPr>
+        <w:t>.\installers\ssms\create-offline-layout.ps1</w:t>
+      </w:r>
+    </w:p>
+    <w:p>
+      <w:pPr>
+        <w:pStyle w:val="Heading2"/>
+      </w:pPr>
+      <w:r>
+        <w:t>7.3. VS Code</w:t>
+      </w:r>
+    </w:p>
+    <w:p>
+      <w:r>
+        <w:t>VS Code ставится в silent-режиме с включением пунктов контекстного меню, файловых ассоциаций и добавлением в PATH. После этого offline VSIX-набор устанавливается локально без обращения к Marketplace.</w:t>
+      </w:r>
+    </w:p>
+    <w:p>
+      <w:pPr>
+        <w:pStyle w:val="Heading1"/>
+      </w:pPr>
+      <w:r>
+        <w:t>8. Пример работы с pandas</w:t>
+      </w:r>
+    </w:p>
+    <w:p>
+      <w:r>
+        <w:t>Базовый пример чтения Excel, нормализации колонок и построения сводки:</w:t>
       </w:r>
     </w:p>
     <w:p>
@@ -480,30 +897,6 @@
           <w:rFonts w:ascii="Consolas" w:hAnsi="Consolas" w:eastAsia="Consolas"/>
           <w:sz w:val="18"/>
         </w:rPr>
-        <w:t># Нормализация названий колонок</w:t>
-      </w:r>
-    </w:p>
-    <w:p>
-      <w:pPr>
-        <w:pStyle w:val="NoSpacing"/>
-      </w:pPr>
-      <w:r>
-        <w:rPr>
-          <w:rFonts w:ascii="Consolas" w:hAnsi="Consolas" w:eastAsia="Consolas"/>
-          <w:sz w:val="18"/>
-        </w:rPr>
-        <w:t># Например: "Сумма заказа" -&gt; "сумма_заказа"</w:t>
-      </w:r>
-    </w:p>
-    <w:p>
-      <w:pPr>
-        <w:pStyle w:val="NoSpacing"/>
-      </w:pPr>
-      <w:r>
-        <w:rPr>
-          <w:rFonts w:ascii="Consolas" w:hAnsi="Consolas" w:eastAsia="Consolas"/>
-          <w:sz w:val="18"/>
-        </w:rPr>
         <w:t>df.columns = (</w:t>
       </w:r>
     </w:p>
@@ -587,7 +980,7 @@
           <w:rFonts w:ascii="Consolas" w:hAnsi="Consolas" w:eastAsia="Consolas"/>
           <w:sz w:val="18"/>
         </w:rPr>
-        <w:t># Преобразование типов и заполнение пустых значений</w:t>
+        <w:t>df["amount"] = pd.to_numeric(df["amount"], errors="coerce").fillna(0)</w:t>
       </w:r>
     </w:p>
     <w:p>
@@ -599,77 +992,6 @@
           <w:rFonts w:ascii="Consolas" w:hAnsi="Consolas" w:eastAsia="Consolas"/>
           <w:sz w:val="18"/>
         </w:rPr>
-        <w:t>if "сумма_заказа" in df.columns:</w:t>
-      </w:r>
-    </w:p>
-    <w:p>
-      <w:pPr>
-        <w:pStyle w:val="NoSpacing"/>
-      </w:pPr>
-      <w:r>
-        <w:rPr>
-          <w:rFonts w:ascii="Consolas" w:hAnsi="Consolas" w:eastAsia="Consolas"/>
-          <w:sz w:val="18"/>
-        </w:rPr>
-        <w:t xml:space="preserve">    df["сумма_заказа"] = pd.to_numeric(df["сумма_заказа"], errors="coerce").fillna(0)</w:t>
-      </w:r>
-    </w:p>
-    <w:p>
-      <w:pPr>
-        <w:pStyle w:val="NoSpacing"/>
-      </w:pPr>
-      <w:r>
-        <w:rPr>
-          <w:rFonts w:ascii="Consolas" w:hAnsi="Consolas" w:eastAsia="Consolas"/>
-          <w:sz w:val="18"/>
-        </w:rPr>
-      </w:r>
-    </w:p>
-    <w:p>
-      <w:pPr>
-        <w:pStyle w:val="NoSpacing"/>
-      </w:pPr>
-      <w:r>
-        <w:rPr>
-          <w:rFonts w:ascii="Consolas" w:hAnsi="Consolas" w:eastAsia="Consolas"/>
-          <w:sz w:val="18"/>
-        </w:rPr>
-        <w:t>if "дата" in df.columns:</w:t>
-      </w:r>
-    </w:p>
-    <w:p>
-      <w:pPr>
-        <w:pStyle w:val="NoSpacing"/>
-      </w:pPr>
-      <w:r>
-        <w:rPr>
-          <w:rFonts w:ascii="Consolas" w:hAnsi="Consolas" w:eastAsia="Consolas"/>
-          <w:sz w:val="18"/>
-        </w:rPr>
-        <w:t xml:space="preserve">    df["дата"] = pd.to_datetime(df["дата"], errors="coerce")</w:t>
-      </w:r>
-    </w:p>
-    <w:p>
-      <w:pPr>
-        <w:pStyle w:val="NoSpacing"/>
-      </w:pPr>
-      <w:r>
-        <w:rPr>
-          <w:rFonts w:ascii="Consolas" w:hAnsi="Consolas" w:eastAsia="Consolas"/>
-          <w:sz w:val="18"/>
-        </w:rPr>
-      </w:r>
-    </w:p>
-    <w:p>
-      <w:pPr>
-        <w:pStyle w:val="NoSpacing"/>
-      </w:pPr>
-      <w:r>
-        <w:rPr>
-          <w:rFonts w:ascii="Consolas" w:hAnsi="Consolas" w:eastAsia="Consolas"/>
-          <w:sz w:val="18"/>
-        </w:rPr>
-        <w:t># Сводка по менеджерам</w:t>
       </w:r>
     </w:p>
     <w:p>
@@ -693,7 +1015,7 @@
           <w:rFonts w:ascii="Consolas" w:hAnsi="Consolas" w:eastAsia="Consolas"/>
           <w:sz w:val="18"/>
         </w:rPr>
-        <w:t xml:space="preserve">    df.groupby("менеджер", dropna=False)["сумма_заказа"]</w:t>
+        <w:t xml:space="preserve">    df.groupby("manager", dropna=False)["amount"]</w:t>
       </w:r>
     </w:p>
     <w:p>
@@ -729,7 +1051,7 @@
           <w:rFonts w:ascii="Consolas" w:hAnsi="Consolas" w:eastAsia="Consolas"/>
           <w:sz w:val="18"/>
         </w:rPr>
-        <w:t xml:space="preserve">      .rename(columns={</w:t>
+        <w:t>)</w:t>
       </w:r>
     </w:p>
     <w:p>
@@ -741,7 +1063,6 @@
           <w:rFonts w:ascii="Consolas" w:hAnsi="Consolas" w:eastAsia="Consolas"/>
           <w:sz w:val="18"/>
         </w:rPr>
-        <w:t xml:space="preserve">          "count": "количество_заказов",</w:t>
       </w:r>
     </w:p>
     <w:p>
@@ -753,54 +1074,7 @@
           <w:rFonts w:ascii="Consolas" w:hAnsi="Consolas" w:eastAsia="Consolas"/>
           <w:sz w:val="18"/>
         </w:rPr>
-        <w:t xml:space="preserve">          "sum": "общая_сумма",</w:t>
-      </w:r>
-    </w:p>
-    <w:p>
-      <w:pPr>
-        <w:pStyle w:val="NoSpacing"/>
-      </w:pPr>
-      <w:r>
-        <w:rPr>
-          <w:rFonts w:ascii="Consolas" w:hAnsi="Consolas" w:eastAsia="Consolas"/>
-          <w:sz w:val="18"/>
-        </w:rPr>
-        <w:t xml:space="preserve">          "mean": "средняя_сумма"</w:t>
-      </w:r>
-    </w:p>
-    <w:p>
-      <w:pPr>
-        <w:pStyle w:val="NoSpacing"/>
-      </w:pPr>
-      <w:r>
-        <w:rPr>
-          <w:rFonts w:ascii="Consolas" w:hAnsi="Consolas" w:eastAsia="Consolas"/>
-          <w:sz w:val="18"/>
-        </w:rPr>
-        <w:t xml:space="preserve">      })</w:t>
-      </w:r>
-    </w:p>
-    <w:p>
-      <w:pPr>
-        <w:pStyle w:val="NoSpacing"/>
-      </w:pPr>
-      <w:r>
-        <w:rPr>
-          <w:rFonts w:ascii="Consolas" w:hAnsi="Consolas" w:eastAsia="Consolas"/>
-          <w:sz w:val="18"/>
-        </w:rPr>
-        <w:t>)</w:t>
-      </w:r>
-    </w:p>
-    <w:p>
-      <w:pPr>
-        <w:pStyle w:val="NoSpacing"/>
-      </w:pPr>
-      <w:r>
-        <w:rPr>
-          <w:rFonts w:ascii="Consolas" w:hAnsi="Consolas" w:eastAsia="Consolas"/>
-          <w:sz w:val="18"/>
-        </w:rPr>
+        <w:t>summary.to_excel("output/summary.xlsx", index=False)</w:t>
       </w:r>
     </w:p>
     <w:p>
@@ -817,27 +1091,15 @@
     </w:p>
     <w:p>
       <w:pPr>
-        <w:pStyle w:val="NoSpacing"/>
+        <w:pStyle w:val="Heading1"/>
       </w:pPr>
       <w:r>
-        <w:rPr>
-          <w:rFonts w:ascii="Consolas" w:hAnsi="Consolas" w:eastAsia="Consolas"/>
-          <w:sz w:val="18"/>
-        </w:rPr>
-        <w:t>summary.to_excel("output/summary.xlsx", index=False)</w:t>
-      </w:r>
-    </w:p>
-    <w:p>
-      <w:pPr>
-        <w:pStyle w:val="Heading1"/>
-      </w:pPr>
-      <w:r>
-        <w:t>6. Базовый пример работы с python-docx</w:t>
+        <w:t>9. Пример работы с python-docx</w:t>
       </w:r>
     </w:p>
     <w:p>
       <w:r>
-        <w:t>python-docx подходит, когда документ нужно собрать программно без шаблона: заголовки, абзацы, таблицы, изображения, простые отчеты.</w:t>
+        <w:t>Когда не нужен шаблон, документ можно собрать программно:</w:t>
       </w:r>
     </w:p>
     <w:p>
@@ -896,7 +1158,7 @@
           <w:rFonts w:ascii="Consolas" w:hAnsi="Consolas" w:eastAsia="Consolas"/>
           <w:sz w:val="18"/>
         </w:rPr>
-        <w:t>report.add_paragraph("Документ сформирован автоматически из табличных данных.")</w:t>
+        <w:t>report.add_paragraph("Документ сформирован автоматически.")</w:t>
       </w:r>
     </w:p>
     <w:p>
@@ -919,7 +1181,7 @@
           <w:rFonts w:ascii="Consolas" w:hAnsi="Consolas" w:eastAsia="Consolas"/>
           <w:sz w:val="18"/>
         </w:rPr>
-        <w:t>items = [</w:t>
+        <w:t>rows = [</w:t>
       </w:r>
     </w:p>
     <w:p>
@@ -931,7 +1193,7 @@
           <w:rFonts w:ascii="Consolas" w:hAnsi="Consolas" w:eastAsia="Consolas"/>
           <w:sz w:val="18"/>
         </w:rPr>
-        <w:t xml:space="preserve">    {"name": "Заказ A", "amount": 12000},</w:t>
+        <w:t xml:space="preserve">    ("Заказ A", 12000),</w:t>
       </w:r>
     </w:p>
     <w:p>
@@ -943,7 +1205,7 @@
           <w:rFonts w:ascii="Consolas" w:hAnsi="Consolas" w:eastAsia="Consolas"/>
           <w:sz w:val="18"/>
         </w:rPr>
-        <w:t xml:space="preserve">    {"name": "Заказ B", "amount": 17500},</w:t>
+        <w:t xml:space="preserve">    ("Заказ B", 17500),</w:t>
       </w:r>
     </w:p>
     <w:p>
@@ -955,7 +1217,7 @@
           <w:rFonts w:ascii="Consolas" w:hAnsi="Consolas" w:eastAsia="Consolas"/>
           <w:sz w:val="18"/>
         </w:rPr>
-        <w:t xml:space="preserve">    {"name": "Заказ C", "amount": 9800},</w:t>
+        <w:t xml:space="preserve">    ("Заказ C", 9800),</w:t>
       </w:r>
     </w:p>
     <w:p>
@@ -1049,7 +1311,7 @@
           <w:rFonts w:ascii="Consolas" w:hAnsi="Consolas" w:eastAsia="Consolas"/>
           <w:sz w:val="18"/>
         </w:rPr>
-        <w:t>for item in items:</w:t>
+        <w:t>for name, amount in rows:</w:t>
       </w:r>
     </w:p>
     <w:p>
@@ -1073,7 +1335,7 @@
           <w:rFonts w:ascii="Consolas" w:hAnsi="Consolas" w:eastAsia="Consolas"/>
           <w:sz w:val="18"/>
         </w:rPr>
-        <w:t xml:space="preserve">    row[0].text = item["name"]</w:t>
+        <w:t xml:space="preserve">    row[0].text = name</w:t>
       </w:r>
     </w:p>
     <w:p>
@@ -1085,7 +1347,7 @@
           <w:rFonts w:ascii="Consolas" w:hAnsi="Consolas" w:eastAsia="Consolas"/>
           <w:sz w:val="18"/>
         </w:rPr>
-        <w:t xml:space="preserve">    row[1].text = str(item["amount"])</w:t>
+        <w:t xml:space="preserve">    row[1].text = str(amount)</w:t>
       </w:r>
     </w:p>
     <w:p>
@@ -1116,70 +1378,12 @@
         <w:pStyle w:val="Heading1"/>
       </w:pPr>
       <w:r>
-        <w:t>7. Базовый пример работы с docxtpl</w:t>
+        <w:t>10. Пример работы с docxtpl</w:t>
       </w:r>
     </w:p>
     <w:p>
       <w:r>
-        <w:t>docxtpl используется, когда уже есть готовый Word-шаблон с плейсхолдерами Jinja2. Это наиболее удобный способ автоматизировать создание договоров, актов, справок, коммерческих предложений и отчетов.</w:t>
-      </w:r>
-    </w:p>
-    <w:p>
-      <w:r>
-        <w:t>Пример простого шаблона внутри DOCX:</w:t>
-      </w:r>
-    </w:p>
-    <w:p>
-      <w:pPr>
-        <w:pStyle w:val="NoSpacing"/>
-      </w:pPr>
-      <w:r>
-        <w:rPr>
-          <w:rFonts w:ascii="Consolas" w:hAnsi="Consolas" w:eastAsia="Consolas"/>
-          <w:sz w:val="18"/>
-        </w:rPr>
-        <w:t>Компания: {{ company_name }}</w:t>
-      </w:r>
-    </w:p>
-    <w:p>
-      <w:pPr>
-        <w:pStyle w:val="NoSpacing"/>
-      </w:pPr>
-      <w:r>
-        <w:rPr>
-          <w:rFonts w:ascii="Consolas" w:hAnsi="Consolas" w:eastAsia="Consolas"/>
-          <w:sz w:val="18"/>
-        </w:rPr>
-        <w:t>Контакт: {{ contact_name }}</w:t>
-      </w:r>
-    </w:p>
-    <w:p>
-      <w:pPr>
-        <w:pStyle w:val="NoSpacing"/>
-      </w:pPr>
-      <w:r>
-        <w:rPr>
-          <w:rFonts w:ascii="Consolas" w:hAnsi="Consolas" w:eastAsia="Consolas"/>
-          <w:sz w:val="18"/>
-        </w:rPr>
-        <w:t>Дата отчета: {{ report_date }}</w:t>
-      </w:r>
-    </w:p>
-    <w:p>
-      <w:pPr>
-        <w:pStyle w:val="NoSpacing"/>
-      </w:pPr>
-      <w:r>
-        <w:rPr>
-          <w:rFonts w:ascii="Consolas" w:hAnsi="Consolas" w:eastAsia="Consolas"/>
-          <w:sz w:val="18"/>
-        </w:rPr>
-        <w:t>Итоговая сумма: {{ total_amount }}</w:t>
-      </w:r>
-    </w:p>
-    <w:p>
-      <w:r>
-        <w:t>Пример кода заполнения шаблона:</w:t>
+        <w:t>Когда есть шаблон DOCX с Jinja-плейсхолдерами, используется `docxtpl`:</w:t>
       </w:r>
     </w:p>
     <w:p>
@@ -1250,7 +1454,7 @@
           <w:rFonts w:ascii="Consolas" w:hAnsi="Consolas" w:eastAsia="Consolas"/>
           <w:sz w:val="18"/>
         </w:rPr>
-        <w:t xml:space="preserve">    "report_date": "28.06.2026",</w:t>
+        <w:t xml:space="preserve">    "report_date": "13.07.2026",</w:t>
       </w:r>
     </w:p>
     <w:p>
@@ -1297,7 +1501,7 @@
           <w:rFonts w:ascii="Consolas" w:hAnsi="Consolas" w:eastAsia="Consolas"/>
           <w:sz w:val="18"/>
         </w:rPr>
-        <w:t>template = DocxTemplate("templates/report_template.docx")</w:t>
+        <w:t>doc = DocxTemplate("templates/report_template.docx")</w:t>
       </w:r>
     </w:p>
     <w:p>
@@ -1309,7 +1513,7 @@
           <w:rFonts w:ascii="Consolas" w:hAnsi="Consolas" w:eastAsia="Consolas"/>
           <w:sz w:val="18"/>
         </w:rPr>
-        <w:t>template.render(context)</w:t>
+        <w:t>doc.render(context)</w:t>
       </w:r>
     </w:p>
     <w:p>
@@ -1321,7 +1525,7 @@
           <w:rFonts w:ascii="Consolas" w:hAnsi="Consolas" w:eastAsia="Consolas"/>
           <w:sz w:val="18"/>
         </w:rPr>
-        <w:t>template.save("output/report_filled.docx")</w:t>
+        <w:t>doc.save("output/report_filled.docx")</w:t>
       </w:r>
     </w:p>
     <w:p>
@@ -1329,60 +1533,20 @@
         <w:pStyle w:val="Heading1"/>
       </w:pPr>
       <w:r>
-        <w:t>8. Основной сценарий: заполнение шаблонов DOCX из таблицы Excel</w:t>
+        <w:t>11. Основной прикладной сценарий: Excel -&gt; pandas -&gt; docxtpl -&gt; DOCX</w:t>
       </w:r>
     </w:p>
     <w:p>
       <w:r>
-        <w:t>Это ключевой сценарий для данного комплекса. Логика работы обычно выглядит так:</w:t>
+        <w:t>Это главный бизнес-сценарий данного комплекса: загружаем данные из Excel, очищаем и агрегируем их в pandas, а затем заполняем Word-шаблоны.</w:t>
       </w:r>
     </w:p>
     <w:p>
       <w:pPr>
-        <w:pStyle w:val="ListNumber"/>
+        <w:pStyle w:val="Heading2"/>
       </w:pPr>
       <w:r>
-        <w:t>Из Excel-файла считываются строки с данными клиентов, заказов или показателей.</w:t>
-      </w:r>
-    </w:p>
-    <w:p>
-      <w:pPr>
-        <w:pStyle w:val="ListNumber"/>
-      </w:pPr>
-      <w:r>
-        <w:t>С помощью pandas данные очищаются, преобразуются и дополняются вычисляемыми полями.</w:t>
-      </w:r>
-    </w:p>
-    <w:p>
-      <w:pPr>
-        <w:pStyle w:val="ListNumber"/>
-      </w:pPr>
-      <w:r>
-        <w:t>Для каждой строки или группы строк строится контекст для docxtpl.</w:t>
-      </w:r>
-    </w:p>
-    <w:p>
-      <w:pPr>
-        <w:pStyle w:val="ListNumber"/>
-      </w:pPr>
-      <w:r>
-        <w:t>Шаблон DOCX заполняется значениями и сохраняется в отдельный файл.</w:t>
-      </w:r>
-    </w:p>
-    <w:p>
-      <w:pPr>
-        <w:pStyle w:val="ListNumber"/>
-      </w:pPr>
-      <w:r>
-        <w:t>При необходимости параллельно создаются сводные Excel-файлы и PNG-графики.</w:t>
-      </w:r>
-    </w:p>
-    <w:p>
-      <w:pPr>
-        <w:pStyle w:val="Heading2"/>
-      </w:pPr>
-      <w:r>
-        <w:t>8.1. Пример структуры входной таблицы Excel</w:t>
+        <w:t>11.1. Пример структуры входной таблицы Excel</w:t>
       </w:r>
     </w:p>
     <w:tbl>
@@ -1498,7 +1662,7 @@
           </w:tcPr>
           <w:p>
             <w:r>
-              <w:t>2026-06</w:t>
+              <w:t>2026-07</w:t>
             </w:r>
           </w:p>
         </w:tc>
@@ -1560,7 +1724,7 @@
           </w:tcPr>
           <w:p>
             <w:r>
-              <w:t>2026-06</w:t>
+              <w:t>2026-07</w:t>
             </w:r>
           </w:p>
         </w:tc>
@@ -1622,7 +1786,7 @@
           </w:tcPr>
           <w:p>
             <w:r>
-              <w:t>2026-06</w:t>
+              <w:t>2026-07</w:t>
             </w:r>
           </w:p>
         </w:tc>
@@ -1653,12 +1817,7 @@
         <w:pStyle w:val="Heading2"/>
       </w:pPr>
       <w:r>
-        <w:t>8.2. Пример Word-шаблона</w:t>
-      </w:r>
-    </w:p>
-    <w:p>
-      <w:r>
-        <w:t>В шаблоне report_template.docx могут быть следующие плейсхолдеры:</w:t>
+        <w:t>11.2. Пример плейсхолдеров в шаблоне DOCX</w:t>
       </w:r>
     </w:p>
     <w:p>
@@ -1738,7 +1897,7 @@
         <w:pStyle w:val="Heading2"/>
       </w:pPr>
       <w:r>
-        <w:t>8.3. Полный пример: Excel -&gt; pandas -&gt; docxtpl</w:t>
+        <w:t>11.3. Полный пример генерации DOCX из Excel</w:t>
       </w:r>
     </w:p>
     <w:p>
@@ -2219,12 +2378,55 @@
         <w:pStyle w:val="Heading2"/>
       </w:pPr>
       <w:r>
-        <w:t>8.4. Вариант с группировкой данных из нескольких строк</w:t>
+        <w:t>11.4. Практические рекомендации</w:t>
       </w:r>
     </w:p>
     <w:p>
+      <w:pPr>
+        <w:pStyle w:val="ListBullet"/>
+      </w:pPr>
       <w:r>
-        <w:t>Если в Excel каждая строка описывает отдельную операцию, то сначала удобно сгруппировать данные, а уже затем формировать контекст отчета.</w:t>
+        <w:t>Нормализуйте колонки Excel сразу после чтения.</w:t>
+      </w:r>
+    </w:p>
+    <w:p>
+      <w:pPr>
+        <w:pStyle w:val="ListBullet"/>
+      </w:pPr>
+      <w:r>
+        <w:t>Поддерживайте стабильные имена плейсхолдеров в шаблонах.</w:t>
+      </w:r>
+    </w:p>
+    <w:p>
+      <w:pPr>
+        <w:pStyle w:val="ListBullet"/>
+      </w:pPr>
+      <w:r>
+        <w:t>Числа и даты лучше форматировать до передачи в контекст.</w:t>
+      </w:r>
+    </w:p>
+    <w:p>
+      <w:pPr>
+        <w:pStyle w:val="ListBullet"/>
+      </w:pPr>
+      <w:r>
+        <w:t>Для пакетной генерации отчетов сохраняйте результат в отдельный output-каталог.</w:t>
+      </w:r>
+    </w:p>
+    <w:p>
+      <w:pPr>
+        <w:pStyle w:val="ListBullet"/>
+      </w:pPr>
+      <w:r>
+        <w:t>Если вместе с отчетом нужен график, сначала сохраните PNG через matplotlib, а затем вставляйте или прикладывайте его к документу.</w:t>
+      </w:r>
+    </w:p>
+    <w:p>
+      <w:pPr>
+        <w:pStyle w:val="Heading1"/>
+      </w:pPr>
+      <w:r>
+        <w:t>12. Пример построения графика и сохранения PNG</w:t>
       </w:r>
     </w:p>
     <w:p>
@@ -2248,339 +2450,6 @@
           <w:rFonts w:ascii="Consolas" w:hAnsi="Consolas" w:eastAsia="Consolas"/>
           <w:sz w:val="18"/>
         </w:rPr>
-        <w:t>from docxtpl import DocxTemplate</w:t>
-      </w:r>
-    </w:p>
-    <w:p>
-      <w:pPr>
-        <w:pStyle w:val="NoSpacing"/>
-      </w:pPr>
-      <w:r>
-        <w:rPr>
-          <w:rFonts w:ascii="Consolas" w:hAnsi="Consolas" w:eastAsia="Consolas"/>
-          <w:sz w:val="18"/>
-        </w:rPr>
-      </w:r>
-    </w:p>
-    <w:p>
-      <w:pPr>
-        <w:pStyle w:val="NoSpacing"/>
-      </w:pPr>
-      <w:r>
-        <w:rPr>
-          <w:rFonts w:ascii="Consolas" w:hAnsi="Consolas" w:eastAsia="Consolas"/>
-          <w:sz w:val="18"/>
-        </w:rPr>
-        <w:t>operations = pd.read_excel("input/operations.xlsx")</w:t>
-      </w:r>
-    </w:p>
-    <w:p>
-      <w:pPr>
-        <w:pStyle w:val="NoSpacing"/>
-      </w:pPr>
-      <w:r>
-        <w:rPr>
-          <w:rFonts w:ascii="Consolas" w:hAnsi="Consolas" w:eastAsia="Consolas"/>
-          <w:sz w:val="18"/>
-        </w:rPr>
-      </w:r>
-    </w:p>
-    <w:p>
-      <w:pPr>
-        <w:pStyle w:val="NoSpacing"/>
-      </w:pPr>
-      <w:r>
-        <w:rPr>
-          <w:rFonts w:ascii="Consolas" w:hAnsi="Consolas" w:eastAsia="Consolas"/>
-          <w:sz w:val="18"/>
-        </w:rPr>
-        <w:t>summary = (</w:t>
-      </w:r>
-    </w:p>
-    <w:p>
-      <w:pPr>
-        <w:pStyle w:val="NoSpacing"/>
-      </w:pPr>
-      <w:r>
-        <w:rPr>
-          <w:rFonts w:ascii="Consolas" w:hAnsi="Consolas" w:eastAsia="Consolas"/>
-          <w:sz w:val="18"/>
-        </w:rPr>
-        <w:t xml:space="preserve">    operations.groupby(["company_name", "contact_name", "month"], dropna=False)</w:t>
-      </w:r>
-    </w:p>
-    <w:p>
-      <w:pPr>
-        <w:pStyle w:val="NoSpacing"/>
-      </w:pPr>
-      <w:r>
-        <w:rPr>
-          <w:rFonts w:ascii="Consolas" w:hAnsi="Consolas" w:eastAsia="Consolas"/>
-          <w:sz w:val="18"/>
-        </w:rPr>
-        <w:t xml:space="preserve">              .agg(</w:t>
-      </w:r>
-    </w:p>
-    <w:p>
-      <w:pPr>
-        <w:pStyle w:val="NoSpacing"/>
-      </w:pPr>
-      <w:r>
-        <w:rPr>
-          <w:rFonts w:ascii="Consolas" w:hAnsi="Consolas" w:eastAsia="Consolas"/>
-          <w:sz w:val="18"/>
-        </w:rPr>
-        <w:t xml:space="preserve">                  orders_count=("order_id", "count"),</w:t>
-      </w:r>
-    </w:p>
-    <w:p>
-      <w:pPr>
-        <w:pStyle w:val="NoSpacing"/>
-      </w:pPr>
-      <w:r>
-        <w:rPr>
-          <w:rFonts w:ascii="Consolas" w:hAnsi="Consolas" w:eastAsia="Consolas"/>
-          <w:sz w:val="18"/>
-        </w:rPr>
-        <w:t xml:space="preserve">                  total_amount=("amount", "sum")</w:t>
-      </w:r>
-    </w:p>
-    <w:p>
-      <w:pPr>
-        <w:pStyle w:val="NoSpacing"/>
-      </w:pPr>
-      <w:r>
-        <w:rPr>
-          <w:rFonts w:ascii="Consolas" w:hAnsi="Consolas" w:eastAsia="Consolas"/>
-          <w:sz w:val="18"/>
-        </w:rPr>
-        <w:t xml:space="preserve">              )</w:t>
-      </w:r>
-    </w:p>
-    <w:p>
-      <w:pPr>
-        <w:pStyle w:val="NoSpacing"/>
-      </w:pPr>
-      <w:r>
-        <w:rPr>
-          <w:rFonts w:ascii="Consolas" w:hAnsi="Consolas" w:eastAsia="Consolas"/>
-          <w:sz w:val="18"/>
-        </w:rPr>
-        <w:t xml:space="preserve">              .reset_index()</w:t>
-      </w:r>
-    </w:p>
-    <w:p>
-      <w:pPr>
-        <w:pStyle w:val="NoSpacing"/>
-      </w:pPr>
-      <w:r>
-        <w:rPr>
-          <w:rFonts w:ascii="Consolas" w:hAnsi="Consolas" w:eastAsia="Consolas"/>
-          <w:sz w:val="18"/>
-        </w:rPr>
-        <w:t>)</w:t>
-      </w:r>
-    </w:p>
-    <w:p>
-      <w:pPr>
-        <w:pStyle w:val="NoSpacing"/>
-      </w:pPr>
-      <w:r>
-        <w:rPr>
-          <w:rFonts w:ascii="Consolas" w:hAnsi="Consolas" w:eastAsia="Consolas"/>
-          <w:sz w:val="18"/>
-        </w:rPr>
-      </w:r>
-    </w:p>
-    <w:p>
-      <w:pPr>
-        <w:pStyle w:val="NoSpacing"/>
-      </w:pPr>
-      <w:r>
-        <w:rPr>
-          <w:rFonts w:ascii="Consolas" w:hAnsi="Consolas" w:eastAsia="Consolas"/>
-          <w:sz w:val="18"/>
-        </w:rPr>
-        <w:t>summary["average_order_amount"] = (</w:t>
-      </w:r>
-    </w:p>
-    <w:p>
-      <w:pPr>
-        <w:pStyle w:val="NoSpacing"/>
-      </w:pPr>
-      <w:r>
-        <w:rPr>
-          <w:rFonts w:ascii="Consolas" w:hAnsi="Consolas" w:eastAsia="Consolas"/>
-          <w:sz w:val="18"/>
-        </w:rPr>
-        <w:t xml:space="preserve">    summary["total_amount"] / summary["orders_count"]</w:t>
-      </w:r>
-    </w:p>
-    <w:p>
-      <w:pPr>
-        <w:pStyle w:val="NoSpacing"/>
-      </w:pPr>
-      <w:r>
-        <w:rPr>
-          <w:rFonts w:ascii="Consolas" w:hAnsi="Consolas" w:eastAsia="Consolas"/>
-          <w:sz w:val="18"/>
-        </w:rPr>
-        <w:t>).round(2)</w:t>
-      </w:r>
-    </w:p>
-    <w:p>
-      <w:pPr>
-        <w:pStyle w:val="NoSpacing"/>
-      </w:pPr>
-      <w:r>
-        <w:rPr>
-          <w:rFonts w:ascii="Consolas" w:hAnsi="Consolas" w:eastAsia="Consolas"/>
-          <w:sz w:val="18"/>
-        </w:rPr>
-      </w:r>
-    </w:p>
-    <w:p>
-      <w:pPr>
-        <w:pStyle w:val="NoSpacing"/>
-      </w:pPr>
-      <w:r>
-        <w:rPr>
-          <w:rFonts w:ascii="Consolas" w:hAnsi="Consolas" w:eastAsia="Consolas"/>
-          <w:sz w:val="18"/>
-        </w:rPr>
-        <w:t>for row in summary.to_dict(orient="records"):</w:t>
-      </w:r>
-    </w:p>
-    <w:p>
-      <w:pPr>
-        <w:pStyle w:val="NoSpacing"/>
-      </w:pPr>
-      <w:r>
-        <w:rPr>
-          <w:rFonts w:ascii="Consolas" w:hAnsi="Consolas" w:eastAsia="Consolas"/>
-          <w:sz w:val="18"/>
-        </w:rPr>
-        <w:t xml:space="preserve">    context = dict(row)</w:t>
-      </w:r>
-    </w:p>
-    <w:p>
-      <w:pPr>
-        <w:pStyle w:val="NoSpacing"/>
-      </w:pPr>
-      <w:r>
-        <w:rPr>
-          <w:rFonts w:ascii="Consolas" w:hAnsi="Consolas" w:eastAsia="Consolas"/>
-          <w:sz w:val="18"/>
-        </w:rPr>
-        <w:t xml:space="preserve">    tpl = DocxTemplate("templates/report_template.docx")</w:t>
-      </w:r>
-    </w:p>
-    <w:p>
-      <w:pPr>
-        <w:pStyle w:val="NoSpacing"/>
-      </w:pPr>
-      <w:r>
-        <w:rPr>
-          <w:rFonts w:ascii="Consolas" w:hAnsi="Consolas" w:eastAsia="Consolas"/>
-          <w:sz w:val="18"/>
-        </w:rPr>
-        <w:t xml:space="preserve">    tpl.render(context)</w:t>
-      </w:r>
-    </w:p>
-    <w:p>
-      <w:pPr>
-        <w:pStyle w:val="NoSpacing"/>
-      </w:pPr>
-      <w:r>
-        <w:rPr>
-          <w:rFonts w:ascii="Consolas" w:hAnsi="Consolas" w:eastAsia="Consolas"/>
-          <w:sz w:val="18"/>
-        </w:rPr>
-        <w:t xml:space="preserve">    tpl.save(f"output/{row['company_name']}_summary.docx")</w:t>
-      </w:r>
-    </w:p>
-    <w:p>
-      <w:pPr>
-        <w:pStyle w:val="Heading2"/>
-      </w:pPr>
-      <w:r>
-        <w:t>8.5. Практические рекомендации для шаблонов DOCX</w:t>
-      </w:r>
-    </w:p>
-    <w:p>
-      <w:pPr>
-        <w:pStyle w:val="ListBullet"/>
-      </w:pPr>
-      <w:r>
-        <w:t>Используйте простые, стабильные имена полей: company_name, total_amount, report_date.</w:t>
-      </w:r>
-    </w:p>
-    <w:p>
-      <w:pPr>
-        <w:pStyle w:val="ListBullet"/>
-      </w:pPr>
-      <w:r>
-        <w:t>Нормализуйте колонки Excel сразу после чтения, чтобы имена совпадали с плейсхолдерами.</w:t>
-      </w:r>
-    </w:p>
-    <w:p>
-      <w:pPr>
-        <w:pStyle w:val="ListBullet"/>
-      </w:pPr>
-      <w:r>
-        <w:t>Для числовых значений заранее делайте форматирование в pandas или при формировании context.</w:t>
-      </w:r>
-    </w:p>
-    <w:p>
-      <w:pPr>
-        <w:pStyle w:val="ListBullet"/>
-      </w:pPr>
-      <w:r>
-        <w:t>Если шаблон большой, храните отдельно блок с таблицами и отдельно текстовые части, чтобы легче было сопровождать документ.</w:t>
-      </w:r>
-    </w:p>
-    <w:p>
-      <w:pPr>
-        <w:pStyle w:val="ListBullet"/>
-      </w:pPr>
-      <w:r>
-        <w:t>Для пакетной генерации документов всегда формируйте безопасные имена файлов и отдельный output-каталог.</w:t>
-      </w:r>
-    </w:p>
-    <w:p>
-      <w:pPr>
-        <w:pStyle w:val="Heading1"/>
-      </w:pPr>
-      <w:r>
-        <w:t>9. Пример: загрузка XLSX и построение графика с сохранением PNG</w:t>
-      </w:r>
-    </w:p>
-    <w:p>
-      <w:r>
-        <w:t>Часто вместе с DOCX-отчетом нужно получить изображение графика, которое можно сохранить отдельно или затем вставить в документ.</w:t>
-      </w:r>
-    </w:p>
-    <w:p>
-      <w:pPr>
-        <w:pStyle w:val="NoSpacing"/>
-      </w:pPr>
-      <w:r>
-        <w:rPr>
-          <w:rFonts w:ascii="Consolas" w:hAnsi="Consolas" w:eastAsia="Consolas"/>
-          <w:sz w:val="18"/>
-        </w:rPr>
-        <w:t>import pandas as pd</w:t>
-      </w:r>
-    </w:p>
-    <w:p>
-      <w:pPr>
-        <w:pStyle w:val="NoSpacing"/>
-      </w:pPr>
-      <w:r>
-        <w:rPr>
-          <w:rFonts w:ascii="Consolas" w:hAnsi="Consolas" w:eastAsia="Consolas"/>
-          <w:sz w:val="18"/>
-        </w:rPr>
         <w:t>import matplotlib.pyplot as plt</w:t>
       </w:r>
     </w:p>
@@ -2731,245 +2600,84 @@
         <w:pStyle w:val="Heading1"/>
       </w:pPr>
       <w:r>
-        <w:t>10. Как использовать комплекс на практике</w:t>
+        <w:t>13. Что проверяется в CI/CD</w:t>
       </w:r>
     </w:p>
     <w:p>
       <w:pPr>
-        <w:pStyle w:val="ListNumber"/>
+        <w:pStyle w:val="ListBullet"/>
       </w:pPr>
       <w:r>
-        <w:t>Распаковать набор на Windows-машину.</w:t>
+        <w:t>checksum и rebuild системных установщиков</w:t>
       </w:r>
     </w:p>
     <w:p>
       <w:pPr>
-        <w:pStyle w:val="ListNumber"/>
+        <w:pStyle w:val="ListBullet"/>
       </w:pPr>
       <w:r>
-        <w:t>Запустить install-offline-dev-suite.cmd или install-offline-dev-suite.ps1.</w:t>
+        <w:t>PowerShell parser validation installer-скриптов</w:t>
       </w:r>
     </w:p>
     <w:p>
       <w:pPr>
-        <w:pStyle w:val="ListNumber"/>
+        <w:pStyle w:val="ListBullet"/>
       </w:pPr>
       <w:r>
-        <w:t>Открыть новый терминал после установки, если требуется обновленный PATH.</w:t>
+        <w:t>silent install Python, Node.js и PostgreSQL 15</w:t>
       </w:r>
     </w:p>
     <w:p>
       <w:pPr>
-        <w:pStyle w:val="ListNumber"/>
+        <w:pStyle w:val="ListBullet"/>
       </w:pPr>
       <w:r>
-        <w:t>Запустить VS Code.</w:t>
+        <w:t>наличие pgAdmin после установки PostgreSQL</w:t>
       </w:r>
     </w:p>
     <w:p>
       <w:pPr>
-        <w:pStyle w:val="ListNumber"/>
+        <w:pStyle w:val="ListBullet"/>
       </w:pPr>
       <w:r>
-        <w:t>Проверить, что interpreter по умолчанию указывает на установленный Python 3.13.</w:t>
+        <w:t>глобальная установка wheelhouse</w:t>
       </w:r>
     </w:p>
     <w:p>
       <w:pPr>
-        <w:pStyle w:val="ListNumber"/>
+        <w:pStyle w:val="ListBullet"/>
       </w:pPr>
       <w:r>
-        <w:t>Открыть .ipynb или .py файл и при необходимости выбрать kernel "Offline Dev Python 3.13".</w:t>
+        <w:t>импорт Python-стека, включая web frameworks</w:t>
       </w:r>
     </w:p>
     <w:p>
       <w:pPr>
-        <w:pStyle w:val="ListNumber"/>
+        <w:pStyle w:val="ListBullet"/>
       </w:pPr>
       <w:r>
-        <w:t>Использовать pandas/openpyxl для чтения Excel и docxtpl/python-docx для генерации DOCX-документов.</w:t>
+        <w:t>smoke-test минимальных Django / Flask / FastAPI приложений</w:t>
       </w:r>
     </w:p>
     <w:p>
       <w:pPr>
-        <w:pStyle w:val="Heading1"/>
+        <w:pStyle w:val="ListBullet"/>
       </w:pPr>
       <w:r>
-        <w:t>11. Рекомендуемая структура рабочих файлов проекта</w:t>
+        <w:t>построение notebook/data/doc stack</w:t>
       </w:r>
     </w:p>
     <w:p>
       <w:pPr>
-        <w:pStyle w:val="NoSpacing"/>
+        <w:pStyle w:val="Heading1"/>
       </w:pPr>
       <w:r>
-        <w:rPr>
-          <w:rFonts w:ascii="Consolas" w:hAnsi="Consolas" w:eastAsia="Consolas"/>
-          <w:sz w:val="18"/>
-        </w:rPr>
-        <w:t>project/</w:t>
-      </w:r>
-    </w:p>
-    <w:p>
-      <w:pPr>
-        <w:pStyle w:val="NoSpacing"/>
-      </w:pPr>
-      <w:r>
-        <w:rPr>
-          <w:rFonts w:ascii="Consolas" w:hAnsi="Consolas" w:eastAsia="Consolas"/>
-          <w:sz w:val="18"/>
-        </w:rPr>
-        <w:t>├─ input/</w:t>
-      </w:r>
-    </w:p>
-    <w:p>
-      <w:pPr>
-        <w:pStyle w:val="NoSpacing"/>
-      </w:pPr>
-      <w:r>
-        <w:rPr>
-          <w:rFonts w:ascii="Consolas" w:hAnsi="Consolas" w:eastAsia="Consolas"/>
-          <w:sz w:val="18"/>
-        </w:rPr>
-        <w:t>│  ├─ clients_report.xlsx</w:t>
-      </w:r>
-    </w:p>
-    <w:p>
-      <w:pPr>
-        <w:pStyle w:val="NoSpacing"/>
-      </w:pPr>
-      <w:r>
-        <w:rPr>
-          <w:rFonts w:ascii="Consolas" w:hAnsi="Consolas" w:eastAsia="Consolas"/>
-          <w:sz w:val="18"/>
-        </w:rPr>
-        <w:t>│  └─ operations.xlsx</w:t>
-      </w:r>
-    </w:p>
-    <w:p>
-      <w:pPr>
-        <w:pStyle w:val="NoSpacing"/>
-      </w:pPr>
-      <w:r>
-        <w:rPr>
-          <w:rFonts w:ascii="Consolas" w:hAnsi="Consolas" w:eastAsia="Consolas"/>
-          <w:sz w:val="18"/>
-        </w:rPr>
-        <w:t>├─ templates/</w:t>
-      </w:r>
-    </w:p>
-    <w:p>
-      <w:pPr>
-        <w:pStyle w:val="NoSpacing"/>
-      </w:pPr>
-      <w:r>
-        <w:rPr>
-          <w:rFonts w:ascii="Consolas" w:hAnsi="Consolas" w:eastAsia="Consolas"/>
-          <w:sz w:val="18"/>
-        </w:rPr>
-        <w:t>│  └─ report_template.docx</w:t>
-      </w:r>
-    </w:p>
-    <w:p>
-      <w:pPr>
-        <w:pStyle w:val="NoSpacing"/>
-      </w:pPr>
-      <w:r>
-        <w:rPr>
-          <w:rFonts w:ascii="Consolas" w:hAnsi="Consolas" w:eastAsia="Consolas"/>
-          <w:sz w:val="18"/>
-        </w:rPr>
-        <w:t>├─ output/</w:t>
-      </w:r>
-    </w:p>
-    <w:p>
-      <w:pPr>
-        <w:pStyle w:val="NoSpacing"/>
-      </w:pPr>
-      <w:r>
-        <w:rPr>
-          <w:rFonts w:ascii="Consolas" w:hAnsi="Consolas" w:eastAsia="Consolas"/>
-          <w:sz w:val="18"/>
-        </w:rPr>
-        <w:t>│  ├─ docx_reports/</w:t>
-      </w:r>
-    </w:p>
-    <w:p>
-      <w:pPr>
-        <w:pStyle w:val="NoSpacing"/>
-      </w:pPr>
-      <w:r>
-        <w:rPr>
-          <w:rFonts w:ascii="Consolas" w:hAnsi="Consolas" w:eastAsia="Consolas"/>
-          <w:sz w:val="18"/>
-        </w:rPr>
-        <w:t>│  ├─ charts/</w:t>
-      </w:r>
-    </w:p>
-    <w:p>
-      <w:pPr>
-        <w:pStyle w:val="NoSpacing"/>
-      </w:pPr>
-      <w:r>
-        <w:rPr>
-          <w:rFonts w:ascii="Consolas" w:hAnsi="Consolas" w:eastAsia="Consolas"/>
-          <w:sz w:val="18"/>
-        </w:rPr>
-        <w:t>│  └─ summary.xlsx</w:t>
-      </w:r>
-    </w:p>
-    <w:p>
-      <w:pPr>
-        <w:pStyle w:val="NoSpacing"/>
-      </w:pPr>
-      <w:r>
-        <w:rPr>
-          <w:rFonts w:ascii="Consolas" w:hAnsi="Consolas" w:eastAsia="Consolas"/>
-          <w:sz w:val="18"/>
-        </w:rPr>
-        <w:t>└─ scripts/</w:t>
-      </w:r>
-    </w:p>
-    <w:p>
-      <w:pPr>
-        <w:pStyle w:val="NoSpacing"/>
-      </w:pPr>
-      <w:r>
-        <w:rPr>
-          <w:rFonts w:ascii="Consolas" w:hAnsi="Consolas" w:eastAsia="Consolas"/>
-          <w:sz w:val="18"/>
-        </w:rPr>
-        <w:t xml:space="preserve">   ├─ build_reports.py</w:t>
-      </w:r>
-    </w:p>
-    <w:p>
-      <w:pPr>
-        <w:pStyle w:val="NoSpacing"/>
-      </w:pPr>
-      <w:r>
-        <w:rPr>
-          <w:rFonts w:ascii="Consolas" w:hAnsi="Consolas" w:eastAsia="Consolas"/>
-          <w:sz w:val="18"/>
-        </w:rPr>
-        <w:t xml:space="preserve">   └─ build_charts.py</w:t>
-      </w:r>
-    </w:p>
-    <w:p>
-      <w:pPr>
-        <w:pStyle w:val="Heading1"/>
-      </w:pPr>
-      <w:r>
-        <w:t>12. Вывод</w:t>
+        <w:t>14. Вывод</w:t>
       </w:r>
     </w:p>
     <w:p>
       <w:r>
-        <w:t>Текущий комплекс покрывает полный офлайн-сценарий для Windows: установка Python 3.13, VS Code, Jupyter, Git, библиотек обработки таблиц и документов, а также средств упаковки Python-приложений. Наиболее сильный прикладной сценарий комплекса — это загрузка и обработка Excel-данных в pandas и последующее автоматическое заполнение шаблонов DOCX через docxtpl.</w:t>
-      </w:r>
-    </w:p>
-    <w:p>
-      <w:r>
-        <w:t>Именно поэтому при расширении или сопровождении комплекса рекомендуется в первую очередь тестировать связку pandas + openpyxl + docxtpl + python-docx + matplotlib, так как она покрывает основную бизнес-задачу: преобразование табличной информации в готовые документы и отчеты.</w:t>
+        <w:t>Комплекс представляет собой готовую офлайн-платформу разработки для Windows, где объединены системные установщики, Python-экосистема, VS Code, базы данных и документационный стек. Наиболее важный прикладной сценарий комплекса — обработка Excel-данных и генерация DOCX-отчетов через `pandas` и `docxtpl`, но стек также покрывает Jupyter, упаковку Python-приложений и веб-разработку.</w:t>
       </w:r>
     </w:p>
     <w:sectPr>
